--- a/문서/2021180044_황광진/황광진_작업일지_37.docx
+++ b/문서/2021180044_황광진/황광진_작업일지_37.docx
@@ -94,11 +94,6 @@
             <w:tcW w:w="1275" w:type="dxa"/>
           </w:tcPr>
           <w:p>
-            <w:pPr>
-              <w:rPr>
-                <w:rFonts w:hint="eastAsia"/>
-              </w:rPr>
-            </w:pPr>
             <w:r>
               <w:t>202</w:t>
             </w:r>
@@ -240,14 +235,6 @@
             <w:gridSpan w:val="5"/>
           </w:tcPr>
           <w:p>
-            <w:r>
-              <w:rPr>
-                <w:rFonts w:hint="eastAsia"/>
-              </w:rPr>
-              <w:t>상단 지형 개선</w:t>
-            </w:r>
-          </w:p>
-          <w:p>
             <w:pPr>
               <w:rPr>
                 <w:rFonts w:hint="eastAsia"/>
@@ -257,88 +244,142 @@
               <w:rPr>
                 <w:rFonts w:hint="eastAsia"/>
               </w:rPr>
-              <w:t xml:space="preserve">몬스터 </w:t>
-            </w:r>
-            <w:proofErr w:type="spellStart"/>
-            <w:r>
-              <w:rPr>
-                <w:rFonts w:hint="eastAsia"/>
-              </w:rPr>
-              <w:t>스폰</w:t>
-            </w:r>
-            <w:proofErr w:type="spellEnd"/>
-            <w:r>
-              <w:rPr>
-                <w:rFonts w:hint="eastAsia"/>
-              </w:rPr>
-              <w:t xml:space="preserve"> 문제 해결</w:t>
+              <w:t>상단 지형 개선</w:t>
             </w:r>
           </w:p>
         </w:tc>
       </w:tr>
     </w:tbl>
     <w:p>
+      <w:pPr>
+        <w:rPr>
+          <w:rFonts w:hint="eastAsia"/>
+        </w:rPr>
+      </w:pPr>
       <w:r>
         <w:rPr>
           <w:rFonts w:hint="eastAsia"/>
         </w:rPr>
-        <w:t xml:space="preserve">1. 상단 지형 접합 및 </w:t>
+        <w:t xml:space="preserve">1. 상단 지형 접합 </w:t>
+      </w:r>
+      <w:r>
+        <w:rPr>
+          <w:rFonts w:hint="eastAsia"/>
+        </w:rPr>
+        <w:t>개선</w:t>
+      </w:r>
+    </w:p>
+    <w:p>
+      <w:r>
+        <w:drawing>
+          <wp:inline distT="0" distB="0" distL="0" distR="0" wp14:anchorId="3DC79F49" wp14:editId="610252D7">
+            <wp:extent cx="3928645" cy="2371725"/>
+            <wp:effectExtent l="0" t="0" r="0" b="0"/>
+            <wp:docPr id="2106440684" name="그림 1" descr="지상, 자연, 해변, 모래이(가) 표시된 사진&#10;&#10;자동 생성된 설명"/>
+            <wp:cNvGraphicFramePr>
+              <a:graphicFrameLocks xmlns:a="http://schemas.openxmlformats.org/drawingml/2006/main" noChangeAspect="1"/>
+            </wp:cNvGraphicFramePr>
+            <a:graphic xmlns:a="http://schemas.openxmlformats.org/drawingml/2006/main">
+              <a:graphicData uri="http://schemas.openxmlformats.org/drawingml/2006/picture">
+                <pic:pic xmlns:pic="http://schemas.openxmlformats.org/drawingml/2006/picture">
+                  <pic:nvPicPr>
+                    <pic:cNvPr id="2106440684" name="그림 1" descr="지상, 자연, 해변, 모래이(가) 표시된 사진&#10;&#10;자동 생성된 설명"/>
+                    <pic:cNvPicPr/>
+                  </pic:nvPicPr>
+                  <pic:blipFill>
+                    <a:blip r:embed="rId7"/>
+                    <a:stretch>
+                      <a:fillRect/>
+                    </a:stretch>
+                  </pic:blipFill>
+                  <pic:spPr>
+                    <a:xfrm>
+                      <a:off x="0" y="0"/>
+                      <a:ext cx="3959660" cy="2390449"/>
+                    </a:xfrm>
+                    <a:prstGeom prst="rect">
+                      <a:avLst/>
+                    </a:prstGeom>
+                  </pic:spPr>
+                </pic:pic>
+              </a:graphicData>
+            </a:graphic>
+          </wp:inline>
+        </w:drawing>
+      </w:r>
+    </w:p>
+    <w:p>
+      <w:r>
+        <w:drawing>
+          <wp:inline distT="0" distB="0" distL="0" distR="0" wp14:anchorId="1CC63921" wp14:editId="05EF8B2E">
+            <wp:extent cx="4619625" cy="1768314"/>
+            <wp:effectExtent l="0" t="0" r="0" b="3810"/>
+            <wp:docPr id="2010230241" name="그림 1" descr="하늘, 스크린샷, 예술이(가) 표시된 사진&#10;&#10;자동 생성된 설명"/>
+            <wp:cNvGraphicFramePr>
+              <a:graphicFrameLocks xmlns:a="http://schemas.openxmlformats.org/drawingml/2006/main" noChangeAspect="1"/>
+            </wp:cNvGraphicFramePr>
+            <a:graphic xmlns:a="http://schemas.openxmlformats.org/drawingml/2006/main">
+              <a:graphicData uri="http://schemas.openxmlformats.org/drawingml/2006/picture">
+                <pic:pic xmlns:pic="http://schemas.openxmlformats.org/drawingml/2006/picture">
+                  <pic:nvPicPr>
+                    <pic:cNvPr id="2010230241" name="그림 1" descr="하늘, 스크린샷, 예술이(가) 표시된 사진&#10;&#10;자동 생성된 설명"/>
+                    <pic:cNvPicPr/>
+                  </pic:nvPicPr>
+                  <pic:blipFill>
+                    <a:blip r:embed="rId8"/>
+                    <a:stretch>
+                      <a:fillRect/>
+                    </a:stretch>
+                  </pic:blipFill>
+                  <pic:spPr>
+                    <a:xfrm>
+                      <a:off x="0" y="0"/>
+                      <a:ext cx="4635398" cy="1774352"/>
+                    </a:xfrm>
+                    <a:prstGeom prst="rect">
+                      <a:avLst/>
+                    </a:prstGeom>
+                  </pic:spPr>
+                </pic:pic>
+              </a:graphicData>
+            </a:graphic>
+          </wp:inline>
+        </w:drawing>
+      </w:r>
+    </w:p>
+    <w:p>
+      <w:pPr>
+        <w:rPr>
+          <w:rFonts w:hint="eastAsia"/>
+        </w:rPr>
+      </w:pPr>
+      <w:proofErr w:type="spellStart"/>
+      <w:r>
+        <w:rPr>
+          <w:rFonts w:hint="eastAsia"/>
+        </w:rPr>
+        <w:t>머티리얼을</w:t>
+      </w:r>
+      <w:proofErr w:type="spellEnd"/>
+      <w:r>
+        <w:rPr>
+          <w:rFonts w:hint="eastAsia"/>
+        </w:rPr>
+        <w:t xml:space="preserve"> 절벽과 똑같이 경사도 </w:t>
       </w:r>
       <w:proofErr w:type="spellStart"/>
       <w:r>
         <w:rPr>
           <w:rFonts w:hint="eastAsia"/>
         </w:rPr>
-        <w:t>머티리얼</w:t>
+        <w:t>머티리얼을</w:t>
       </w:r>
       <w:proofErr w:type="spellEnd"/>
       <w:r>
         <w:rPr>
           <w:rFonts w:hint="eastAsia"/>
         </w:rPr>
-        <w:t xml:space="preserve"> 개선</w:t>
-      </w:r>
-    </w:p>
-    <w:p/>
-    <w:p>
-      <w:pPr>
-        <w:rPr>
-          <w:rFonts w:hint="eastAsia"/>
-        </w:rPr>
-      </w:pPr>
-      <w:r>
-        <w:rPr>
-          <w:rFonts w:hint="eastAsia"/>
-        </w:rPr>
-        <w:t xml:space="preserve">2. 몬스터 </w:t>
-      </w:r>
-      <w:proofErr w:type="spellStart"/>
-      <w:r>
-        <w:rPr>
-          <w:rFonts w:hint="eastAsia"/>
-        </w:rPr>
-        <w:t>스폰</w:t>
-      </w:r>
-      <w:proofErr w:type="spellEnd"/>
-      <w:r>
-        <w:rPr>
-          <w:rFonts w:hint="eastAsia"/>
-        </w:rPr>
-        <w:t xml:space="preserve"> 벽 뒤에 </w:t>
-      </w:r>
-      <w:proofErr w:type="spellStart"/>
-      <w:r>
-        <w:rPr>
-          <w:rFonts w:hint="eastAsia"/>
-        </w:rPr>
-        <w:t>스폰</w:t>
-      </w:r>
-      <w:proofErr w:type="spellEnd"/>
-      <w:r>
-        <w:rPr>
-          <w:rFonts w:hint="eastAsia"/>
-        </w:rPr>
-        <w:t xml:space="preserve"> 해결</w:t>
+        <w:t xml:space="preserve"> 적용했지만 경사가 적어서 티가 나지 않음</w:t>
       </w:r>
     </w:p>
     <w:tbl>
@@ -657,7 +698,7 @@
     </w:tbl>
     <w:p/>
     <w:sectPr>
-      <w:headerReference w:type="default" r:id="rId7"/>
+      <w:headerReference w:type="default" r:id="rId9"/>
       <w:pgSz w:w="11906" w:h="16838"/>
       <w:pgMar w:top="1701" w:right="1440" w:bottom="1440" w:left="1440" w:header="851" w:footer="992" w:gutter="0"/>
       <w:cols w:space="720"/>
